--- a/Vakken/Crossmedia/Illu & Foto I/Les 3/Notities.docx
+++ b/Vakken/Crossmedia/Illu & Foto I/Les 3/Notities.docx
@@ -29,6 +29,9 @@
     </w:p>
     <w:p>
       <w:r>
+        <w:rPr>
+          <w:noProof/>
+        </w:rPr>
         <w:drawing>
           <wp:inline distT="0" distB="0" distL="0" distR="0" wp14:anchorId="6DF83756" wp14:editId="2A45367F">
             <wp:extent cx="819264" cy="571580"/>
@@ -86,6 +89,9 @@
     </w:p>
     <w:p>
       <w:r>
+        <w:rPr>
+          <w:noProof/>
+        </w:rPr>
         <w:drawing>
           <wp:inline distT="0" distB="0" distL="0" distR="0" wp14:anchorId="14D8F080" wp14:editId="2C682E7D">
             <wp:extent cx="2016369" cy="1602047"/>
@@ -130,6 +136,9 @@
     </w:p>
     <w:p>
       <w:r>
+        <w:rPr>
+          <w:noProof/>
+        </w:rPr>
         <w:drawing>
           <wp:inline distT="0" distB="0" distL="0" distR="0" wp14:anchorId="2DFE9457" wp14:editId="07178ABB">
             <wp:extent cx="2080846" cy="1168121"/>
@@ -175,6 +184,9 @@
     </w:p>
     <w:p>
       <w:r>
+        <w:rPr>
+          <w:noProof/>
+        </w:rPr>
         <w:drawing>
           <wp:inline distT="0" distB="0" distL="0" distR="0" wp14:anchorId="53FACB76" wp14:editId="0C2EC5CC">
             <wp:extent cx="1352739" cy="866896"/>
@@ -219,6 +231,9 @@
     </w:p>
     <w:p>
       <w:r>
+        <w:rPr>
+          <w:noProof/>
+        </w:rPr>
         <w:drawing>
           <wp:inline distT="0" distB="0" distL="0" distR="0" wp14:anchorId="6AEA75A8" wp14:editId="4789236D">
             <wp:extent cx="1143160" cy="1009791"/>
@@ -264,6 +279,9 @@
     </w:p>
     <w:p>
       <w:r>
+        <w:rPr>
+          <w:noProof/>
+        </w:rPr>
         <w:drawing>
           <wp:inline distT="0" distB="0" distL="0" distR="0" wp14:anchorId="3BD21DF1" wp14:editId="6ED5ACD6">
             <wp:extent cx="3269182" cy="3714321"/>
@@ -303,6 +321,9 @@
     </w:p>
     <w:p>
       <w:r>
+        <w:rPr>
+          <w:noProof/>
+        </w:rPr>
         <w:lastRenderedPageBreak/>
         <w:drawing>
           <wp:inline distT="0" distB="0" distL="0" distR="0" wp14:anchorId="27A62BEE" wp14:editId="1333CD67">
@@ -356,6 +377,9 @@
     <w:p/>
     <w:p>
       <w:r>
+        <w:rPr>
+          <w:noProof/>
+        </w:rPr>
         <w:lastRenderedPageBreak/>
         <w:drawing>
           <wp:inline distT="0" distB="0" distL="0" distR="0" wp14:anchorId="07098C62" wp14:editId="5DA507E7">
@@ -408,6 +432,9 @@
     </w:p>
     <w:p>
       <w:r>
+        <w:rPr>
+          <w:noProof/>
+        </w:rPr>
         <w:lastRenderedPageBreak/>
         <w:drawing>
           <wp:inline distT="0" distB="0" distL="0" distR="0" wp14:anchorId="0C150A6B" wp14:editId="19D7EDC0">
@@ -454,6 +481,9 @@
     </w:p>
     <w:p>
       <w:r>
+        <w:rPr>
+          <w:noProof/>
+        </w:rPr>
         <w:lastRenderedPageBreak/>
         <w:drawing>
           <wp:inline distT="0" distB="0" distL="0" distR="0" wp14:anchorId="24EE9628" wp14:editId="5226ECDB">
@@ -494,6 +524,9 @@
     </w:p>
     <w:p>
       <w:r>
+        <w:rPr>
+          <w:noProof/>
+        </w:rPr>
         <w:drawing>
           <wp:inline distT="0" distB="0" distL="0" distR="0" wp14:anchorId="476C42A4" wp14:editId="60FA0B84">
             <wp:extent cx="4029637" cy="2267266"/>
@@ -533,6 +566,9 @@
     </w:p>
     <w:p>
       <w:r>
+        <w:rPr>
+          <w:noProof/>
+        </w:rPr>
         <w:drawing>
           <wp:inline distT="0" distB="0" distL="0" distR="0" wp14:anchorId="2D31DA16" wp14:editId="281FD899">
             <wp:extent cx="3886742" cy="2619741"/>
@@ -581,6 +617,9 @@
     </w:p>
     <w:p>
       <w:r>
+        <w:rPr>
+          <w:noProof/>
+        </w:rPr>
         <w:drawing>
           <wp:inline distT="0" distB="0" distL="0" distR="0" wp14:anchorId="2858208C" wp14:editId="1370E59D">
             <wp:extent cx="4429743" cy="5963482"/>
@@ -620,6 +659,9 @@
     </w:p>
     <w:p>
       <w:r>
+        <w:rPr>
+          <w:noProof/>
+        </w:rPr>
         <w:drawing>
           <wp:inline distT="0" distB="0" distL="0" distR="0" wp14:anchorId="110596E0" wp14:editId="0D403218">
             <wp:extent cx="1590897" cy="1771897"/>
@@ -664,6 +706,9 @@
     </w:p>
     <w:p>
       <w:r>
+        <w:rPr>
+          <w:noProof/>
+        </w:rPr>
         <w:lastRenderedPageBreak/>
         <w:drawing>
           <wp:inline distT="0" distB="0" distL="0" distR="0" wp14:anchorId="5BFF8F9F" wp14:editId="5A8619A2">
@@ -710,6 +755,9 @@
     </w:p>
     <w:p>
       <w:r>
+        <w:rPr>
+          <w:noProof/>
+        </w:rPr>
         <w:drawing>
           <wp:inline distT="0" distB="0" distL="0" distR="0" wp14:anchorId="3926E073" wp14:editId="1A79A42B">
             <wp:extent cx="1924319" cy="1724266"/>
@@ -755,6 +803,9 @@
     </w:p>
     <w:p>
       <w:r>
+        <w:rPr>
+          <w:noProof/>
+        </w:rPr>
         <w:drawing>
           <wp:inline distT="0" distB="0" distL="0" distR="0" wp14:anchorId="195DD6CD" wp14:editId="3197D662">
             <wp:extent cx="4391638" cy="3038899"/>
@@ -805,6 +856,9 @@
     </w:p>
     <w:p>
       <w:r>
+        <w:rPr>
+          <w:noProof/>
+        </w:rPr>
         <w:lastRenderedPageBreak/>
         <w:drawing>
           <wp:inline distT="0" distB="0" distL="0" distR="0" wp14:anchorId="1494E5E0" wp14:editId="0EA85CE6">
@@ -845,6 +899,9 @@
     </w:p>
     <w:p>
       <w:r>
+        <w:rPr>
+          <w:noProof/>
+        </w:rPr>
         <w:lastRenderedPageBreak/>
         <w:drawing>
           <wp:inline distT="0" distB="0" distL="0" distR="0" wp14:anchorId="782DF476" wp14:editId="3136010A">
@@ -891,6 +948,9 @@
     <w:p/>
     <w:p>
       <w:r>
+        <w:rPr>
+          <w:noProof/>
+        </w:rPr>
         <w:drawing>
           <wp:inline distT="0" distB="0" distL="0" distR="0" wp14:anchorId="51664ECA" wp14:editId="492EEE71">
             <wp:extent cx="5731510" cy="1821815"/>
@@ -930,6 +990,9 @@
     </w:p>
     <w:p>
       <w:r>
+        <w:rPr>
+          <w:noProof/>
+        </w:rPr>
         <w:drawing>
           <wp:inline distT="0" distB="0" distL="0" distR="0" wp14:anchorId="2D0F550F" wp14:editId="5A29800C">
             <wp:extent cx="1543265" cy="1562318"/>
@@ -970,6 +1033,9 @@
     <w:p/>
     <w:p>
       <w:r>
+        <w:rPr>
+          <w:noProof/>
+        </w:rPr>
         <w:lastRenderedPageBreak/>
         <w:drawing>
           <wp:inline distT="0" distB="0" distL="0" distR="0" wp14:anchorId="359A7802" wp14:editId="6C6BA66F">
@@ -1039,6 +1105,9 @@
     </w:p>
     <w:p>
       <w:r>
+        <w:rPr>
+          <w:noProof/>
+        </w:rPr>
         <w:lastRenderedPageBreak/>
         <w:drawing>
           <wp:inline distT="0" distB="0" distL="0" distR="0" wp14:anchorId="5B7932C2" wp14:editId="61696929">
@@ -1097,6 +1166,9 @@
     </w:p>
     <w:p>
       <w:r>
+        <w:rPr>
+          <w:noProof/>
+        </w:rPr>
         <w:drawing>
           <wp:inline distT="0" distB="0" distL="0" distR="0" wp14:anchorId="570F45D3" wp14:editId="1F2D8098">
             <wp:extent cx="3353268" cy="2619741"/>
@@ -1155,6 +1227,9 @@
     <w:p/>
     <w:p>
       <w:r>
+        <w:rPr>
+          <w:noProof/>
+        </w:rPr>
         <w:lastRenderedPageBreak/>
         <w:drawing>
           <wp:inline distT="0" distB="0" distL="0" distR="0" wp14:anchorId="695FD483" wp14:editId="1D90AB92">
@@ -1213,6 +1288,9 @@
     </w:p>
     <w:p>
       <w:r>
+        <w:rPr>
+          <w:noProof/>
+        </w:rPr>
         <w:drawing>
           <wp:inline distT="0" distB="0" distL="0" distR="0" wp14:anchorId="0A052846" wp14:editId="1E41FFF4">
             <wp:extent cx="5058481" cy="3038899"/>
@@ -1270,6 +1348,9 @@
     </w:p>
     <w:p>
       <w:r>
+        <w:rPr>
+          <w:noProof/>
+        </w:rPr>
         <w:lastRenderedPageBreak/>
         <w:drawing>
           <wp:inline distT="0" distB="0" distL="0" distR="0" wp14:anchorId="6AC7172F" wp14:editId="71D02DB7">
@@ -1328,6 +1409,9 @@
     </w:p>
     <w:p>
       <w:r>
+        <w:rPr>
+          <w:noProof/>
+        </w:rPr>
         <w:drawing>
           <wp:inline distT="0" distB="0" distL="0" distR="0" wp14:anchorId="2E2F2DC2" wp14:editId="20AED787">
             <wp:extent cx="4267796" cy="2476846"/>
@@ -1381,6 +1465,9 @@
     </w:p>
     <w:p>
       <w:r>
+        <w:rPr>
+          <w:noProof/>
+        </w:rPr>
         <w:lastRenderedPageBreak/>
         <w:drawing>
           <wp:inline distT="0" distB="0" distL="0" distR="0" wp14:anchorId="300FE9A5" wp14:editId="3258885B">
@@ -1439,6 +1526,9 @@
     </w:p>
     <w:p>
       <w:r>
+        <w:rPr>
+          <w:noProof/>
+        </w:rPr>
         <w:drawing>
           <wp:inline distT="0" distB="0" distL="0" distR="0" wp14:anchorId="6361BDFC" wp14:editId="1D456954">
             <wp:extent cx="4353533" cy="2162477"/>
@@ -1489,6 +1579,9 @@
     </w:p>
     <w:p>
       <w:r>
+        <w:rPr>
+          <w:noProof/>
+        </w:rPr>
         <w:drawing>
           <wp:inline distT="0" distB="0" distL="0" distR="0" wp14:anchorId="4982E394" wp14:editId="7E92CF16">
             <wp:extent cx="3496163" cy="2229161"/>
@@ -1539,6 +1632,9 @@
     </w:p>
     <w:p>
       <w:r>
+        <w:rPr>
+          <w:noProof/>
+        </w:rPr>
         <w:drawing>
           <wp:inline distT="0" distB="0" distL="0" distR="0" wp14:anchorId="59809A84" wp14:editId="5A7B601A">
             <wp:extent cx="4810796" cy="2276793"/>
@@ -1600,6 +1696,9 @@
     </w:p>
     <w:p>
       <w:r>
+        <w:rPr>
+          <w:noProof/>
+        </w:rPr>
         <w:drawing>
           <wp:inline distT="0" distB="0" distL="0" distR="0" wp14:anchorId="7B9C6A55" wp14:editId="0FE9B145">
             <wp:extent cx="5731510" cy="7393940"/>
@@ -1645,6 +1744,9 @@
     <w:p/>
     <w:p>
       <w:r>
+        <w:rPr>
+          <w:noProof/>
+        </w:rPr>
         <w:lastRenderedPageBreak/>
         <w:drawing>
           <wp:inline distT="0" distB="0" distL="0" distR="0" wp14:anchorId="5225A245" wp14:editId="3C6E030D">
@@ -1711,6 +1813,9 @@
     </w:p>
     <w:p>
       <w:r>
+        <w:rPr>
+          <w:noProof/>
+        </w:rPr>
         <w:lastRenderedPageBreak/>
         <w:drawing>
           <wp:inline distT="0" distB="0" distL="0" distR="0" wp14:anchorId="72FC2708" wp14:editId="0B4AAEA7">
@@ -1751,6 +1856,9 @@
     </w:p>
     <w:p>
       <w:r>
+        <w:rPr>
+          <w:noProof/>
+        </w:rPr>
         <w:lastRenderedPageBreak/>
         <w:drawing>
           <wp:inline distT="0" distB="0" distL="0" distR="0" wp14:anchorId="5C271216" wp14:editId="371B432E">
@@ -1791,6 +1899,9 @@
     </w:p>
     <w:p>
       <w:r>
+        <w:rPr>
+          <w:noProof/>
+        </w:rPr>
         <w:drawing>
           <wp:inline distT="0" distB="0" distL="0" distR="0" wp14:anchorId="634BCABF" wp14:editId="03C83527">
             <wp:extent cx="752580" cy="809738"/>
@@ -1838,6 +1949,9 @@
     </w:p>
     <w:p>
       <w:r>
+        <w:rPr>
+          <w:noProof/>
+        </w:rPr>
         <w:lastRenderedPageBreak/>
         <w:drawing>
           <wp:inline distT="0" distB="0" distL="0" distR="0" wp14:anchorId="63A9BCD9" wp14:editId="3420919F">
@@ -1878,6 +1992,9 @@
     </w:p>
     <w:p>
       <w:r>
+        <w:rPr>
+          <w:noProof/>
+        </w:rPr>
         <w:drawing>
           <wp:inline distT="0" distB="0" distL="0" distR="0" wp14:anchorId="6A5A5102" wp14:editId="65F9E5D0">
             <wp:extent cx="3334215" cy="3400900"/>
@@ -1929,6 +2046,9 @@
     </w:p>
     <w:p>
       <w:r>
+        <w:rPr>
+          <w:noProof/>
+        </w:rPr>
         <w:lastRenderedPageBreak/>
         <w:drawing>
           <wp:inline distT="0" distB="0" distL="0" distR="0" wp14:anchorId="622BA1E0" wp14:editId="666B873C">
@@ -1987,6 +2107,9 @@
     </w:p>
     <w:p>
       <w:r>
+        <w:rPr>
+          <w:noProof/>
+        </w:rPr>
         <w:lastRenderedPageBreak/>
         <w:drawing>
           <wp:inline distT="0" distB="0" distL="0" distR="0" wp14:anchorId="149DEFF9" wp14:editId="1141EAA9">
@@ -2040,6 +2163,9 @@
     <w:p/>
     <w:p>
       <w:r>
+        <w:rPr>
+          <w:noProof/>
+        </w:rPr>
         <w:drawing>
           <wp:inline distT="0" distB="0" distL="0" distR="0" wp14:anchorId="4FB1E38C" wp14:editId="16513BAB">
             <wp:extent cx="2981741" cy="1943371"/>
@@ -2119,6 +2245,9 @@
     <w:p/>
     <w:p>
       <w:r>
+        <w:rPr>
+          <w:noProof/>
+        </w:rPr>
         <w:drawing>
           <wp:inline distT="0" distB="0" distL="0" distR="0" wp14:anchorId="5A8D9B6F" wp14:editId="6BC4A732">
             <wp:extent cx="5591955" cy="4267796"/>
@@ -2159,6 +2288,9 @@
     <w:p/>
     <w:p>
       <w:r>
+        <w:rPr>
+          <w:noProof/>
+        </w:rPr>
         <w:drawing>
           <wp:inline distT="0" distB="0" distL="0" distR="0" wp14:anchorId="613F16E6" wp14:editId="0CBCC3FE">
             <wp:extent cx="4810796" cy="990738"/>
@@ -2222,6 +2354,9 @@
     <w:p/>
     <w:p>
       <w:r>
+        <w:rPr>
+          <w:noProof/>
+        </w:rPr>
         <w:lastRenderedPageBreak/>
         <w:drawing>
           <wp:inline distT="0" distB="0" distL="0" distR="0" wp14:anchorId="13468AAF" wp14:editId="76345D9C">
@@ -2260,6 +2395,9 @@
         </w:drawing>
       </w:r>
       <w:r>
+        <w:rPr>
+          <w:noProof/>
+        </w:rPr>
         <w:drawing>
           <wp:inline distT="0" distB="0" distL="0" distR="0" wp14:anchorId="1DF1ACFA" wp14:editId="10DFF66A">
             <wp:extent cx="1576727" cy="1484318"/>
@@ -2297,6 +2435,9 @@
         </w:drawing>
       </w:r>
       <w:r>
+        <w:rPr>
+          <w:noProof/>
+        </w:rPr>
         <w:drawing>
           <wp:inline distT="0" distB="0" distL="0" distR="0" wp14:anchorId="02FDD48F" wp14:editId="6D4A3613">
             <wp:extent cx="1540997" cy="1509866"/>
@@ -2336,6 +2477,9 @@
     </w:p>
     <w:p>
       <w:r>
+        <w:rPr>
+          <w:noProof/>
+        </w:rPr>
         <w:drawing>
           <wp:inline distT="0" distB="0" distL="0" distR="0" wp14:anchorId="5BCD1BA2" wp14:editId="7BE71F17">
             <wp:extent cx="1270304" cy="1339720"/>
@@ -2373,6 +2517,9 @@
         </w:drawing>
       </w:r>
       <w:r>
+        <w:rPr>
+          <w:noProof/>
+        </w:rPr>
         <w:drawing>
           <wp:inline distT="0" distB="0" distL="0" distR="0" wp14:anchorId="3B2D203D" wp14:editId="320487D1">
             <wp:extent cx="1506833" cy="1346924"/>
@@ -2410,6 +2557,9 @@
         </w:drawing>
       </w:r>
       <w:r>
+        <w:rPr>
+          <w:noProof/>
+        </w:rPr>
         <w:drawing>
           <wp:inline distT="0" distB="0" distL="0" distR="0" wp14:anchorId="141C1568" wp14:editId="5B8B6837">
             <wp:extent cx="1424474" cy="1357512"/>
@@ -2455,6 +2605,9 @@
     </w:p>
     <w:p>
       <w:r>
+        <w:rPr>
+          <w:noProof/>
+        </w:rPr>
         <w:drawing>
           <wp:inline distT="0" distB="0" distL="0" distR="0" wp14:anchorId="48E0FD0E" wp14:editId="114FD5D5">
             <wp:extent cx="2124371" cy="2057687"/>
@@ -2539,6 +2692,9 @@
     </w:p>
     <w:p>
       <w:r>
+        <w:rPr>
+          <w:noProof/>
+        </w:rPr>
         <w:drawing>
           <wp:inline distT="0" distB="0" distL="0" distR="0" wp14:anchorId="3C28C3CB" wp14:editId="5A4E5C50">
             <wp:extent cx="5731510" cy="913130"/>
@@ -2631,6 +2787,9 @@
     <w:p/>
     <w:p>
       <w:r>
+        <w:rPr>
+          <w:noProof/>
+        </w:rPr>
         <w:drawing>
           <wp:inline distT="0" distB="0" distL="0" distR="0" wp14:anchorId="30C0AE3C" wp14:editId="6E71E27F">
             <wp:extent cx="1657581" cy="933580"/>
@@ -2682,6 +2841,9 @@
     </w:p>
     <w:p>
       <w:r>
+        <w:rPr>
+          <w:noProof/>
+        </w:rPr>
         <w:drawing>
           <wp:inline distT="0" distB="0" distL="0" distR="0" wp14:anchorId="57F136E3" wp14:editId="19B8DCF0">
             <wp:extent cx="2143424" cy="1009791"/>
@@ -2733,6 +2895,9 @@
     </w:p>
     <w:p>
       <w:r>
+        <w:rPr>
+          <w:noProof/>
+        </w:rPr>
         <w:drawing>
           <wp:inline distT="0" distB="0" distL="0" distR="0" wp14:anchorId="152EB5CA" wp14:editId="4D85428F">
             <wp:extent cx="1857634" cy="1019317"/>
@@ -2829,17 +2994,26 @@
           <w:lang w:val="en-GB"/>
         </w:rPr>
         <w:lastRenderedPageBreak/>
-        <w:t>Halve cirkels</w:t>
-      </w:r>
-    </w:p>
-    <w:p>
-      <w:pPr>
-        <w:rPr>
-          <w:lang w:val="en-GB"/>
-        </w:rPr>
-      </w:pPr>
-      <w:r>
-        <w:rPr>
+        <w:t xml:space="preserve">Halve </w:t>
+      </w:r>
+      <w:proofErr w:type="spellStart"/>
+      <w:r>
+        <w:rPr>
+          <w:lang w:val="en-GB"/>
+        </w:rPr>
+        <w:t>cirkels</w:t>
+      </w:r>
+      <w:proofErr w:type="spellEnd"/>
+    </w:p>
+    <w:p>
+      <w:pPr>
+        <w:rPr>
+          <w:lang w:val="en-GB"/>
+        </w:rPr>
+      </w:pPr>
+      <w:r>
+        <w:rPr>
+          <w:noProof/>
           <w:lang w:val="en-GB"/>
         </w:rPr>
         <w:drawing>
@@ -2887,6 +3061,7 @@
       </w:pPr>
       <w:r>
         <w:rPr>
+          <w:noProof/>
           <w:lang w:val="en-GB"/>
         </w:rPr>
         <w:drawing>
@@ -2947,6 +3122,7 @@
       </w:pPr>
       <w:r>
         <w:rPr>
+          <w:noProof/>
           <w:lang w:val="en-GB"/>
         </w:rPr>
         <w:lastRenderedPageBreak/>
@@ -3016,6 +3192,7 @@
       </w:pPr>
       <w:r>
         <w:rPr>
+          <w:noProof/>
           <w:lang w:val="en-GB"/>
         </w:rPr>
         <w:drawing>
@@ -3063,6 +3240,7 @@
       </w:pPr>
       <w:r>
         <w:rPr>
+          <w:noProof/>
           <w:lang w:val="en-GB"/>
         </w:rPr>
         <w:lastRenderedPageBreak/>
@@ -3111,6 +3289,7 @@
       </w:pPr>
       <w:r>
         <w:rPr>
+          <w:noProof/>
           <w:lang w:val="en-GB"/>
         </w:rPr>
         <w:drawing>
@@ -3151,6 +3330,7 @@
       </w:r>
       <w:r>
         <w:rPr>
+          <w:noProof/>
           <w:lang w:val="en-GB"/>
         </w:rPr>
         <w:drawing>
@@ -3204,22 +3384,31 @@
           <w:lang w:val="en-GB"/>
         </w:rPr>
       </w:pPr>
+      <w:proofErr w:type="spellStart"/>
       <w:r>
         <w:rPr>
           <w:lang w:val="en-GB"/>
         </w:rPr>
         <w:lastRenderedPageBreak/>
-        <w:t>Rotatie ding</w:t>
-      </w:r>
-    </w:p>
-    <w:p>
-      <w:pPr>
-        <w:rPr>
-          <w:lang w:val="en-GB"/>
-        </w:rPr>
-      </w:pPr>
-      <w:r>
-        <w:rPr>
+        <w:t>Rotatie</w:t>
+      </w:r>
+      <w:proofErr w:type="spellEnd"/>
+      <w:r>
+        <w:rPr>
+          <w:lang w:val="en-GB"/>
+        </w:rPr>
+        <w:t xml:space="preserve"> ding</w:t>
+      </w:r>
+    </w:p>
+    <w:p>
+      <w:pPr>
+        <w:rPr>
+          <w:lang w:val="en-GB"/>
+        </w:rPr>
+      </w:pPr>
+      <w:r>
+        <w:rPr>
+          <w:noProof/>
           <w:lang w:val="en-GB"/>
         </w:rPr>
         <w:drawing>
@@ -3267,6 +3456,7 @@
       </w:pPr>
       <w:r>
         <w:rPr>
+          <w:noProof/>
           <w:lang w:val="en-GB"/>
         </w:rPr>
         <w:lastRenderedPageBreak/>
@@ -3355,6 +3545,7 @@
       </w:pPr>
       <w:r>
         <w:rPr>
+          <w:noProof/>
           <w:lang w:val="en-GB"/>
         </w:rPr>
         <w:drawing>
@@ -3442,6 +3633,7 @@
       </w:pPr>
       <w:r>
         <w:rPr>
+          <w:noProof/>
           <w:lang w:val="en-GB"/>
         </w:rPr>
         <w:drawing>
@@ -3489,6 +3681,7 @@
       </w:pPr>
       <w:r>
         <w:rPr>
+          <w:noProof/>
           <w:lang w:val="en-GB"/>
         </w:rPr>
         <w:drawing>
@@ -3536,6 +3729,7 @@
       </w:pPr>
       <w:r>
         <w:rPr>
+          <w:noProof/>
           <w:lang w:val="en-GB"/>
         </w:rPr>
         <w:drawing>
@@ -3583,6 +3777,7 @@
       </w:pPr>
       <w:r>
         <w:rPr>
+          <w:noProof/>
           <w:lang w:val="en-GB"/>
         </w:rPr>
         <w:lastRenderedPageBreak/>
@@ -3631,6 +3826,7 @@
       </w:pPr>
       <w:r>
         <w:rPr>
+          <w:noProof/>
           <w:lang w:val="en-GB"/>
         </w:rPr>
         <w:drawing>
@@ -3678,6 +3874,7 @@
       </w:pPr>
       <w:r>
         <w:rPr>
+          <w:noProof/>
           <w:lang w:val="en-GB"/>
         </w:rPr>
         <w:drawing>
@@ -3725,6 +3922,7 @@
       </w:pPr>
       <w:r>
         <w:rPr>
+          <w:noProof/>
           <w:lang w:val="en-GB"/>
         </w:rPr>
         <w:lastRenderedPageBreak/>
@@ -3777,17 +3975,32 @@
           <w:lang w:val="en-GB"/>
         </w:rPr>
         <w:lastRenderedPageBreak/>
-        <w:t>Cirkel met oog ding</w:t>
-      </w:r>
-    </w:p>
-    <w:p>
-      <w:pPr>
-        <w:rPr>
-          <w:lang w:val="en-GB"/>
-        </w:rPr>
-      </w:pPr>
-      <w:r>
-        <w:rPr>
+        <w:t xml:space="preserve">Cirkel met </w:t>
+      </w:r>
+      <w:proofErr w:type="spellStart"/>
+      <w:r>
+        <w:rPr>
+          <w:lang w:val="en-GB"/>
+        </w:rPr>
+        <w:t>oog</w:t>
+      </w:r>
+      <w:proofErr w:type="spellEnd"/>
+      <w:r>
+        <w:rPr>
+          <w:lang w:val="en-GB"/>
+        </w:rPr>
+        <w:t xml:space="preserve"> ding</w:t>
+      </w:r>
+    </w:p>
+    <w:p>
+      <w:pPr>
+        <w:rPr>
+          <w:lang w:val="en-GB"/>
+        </w:rPr>
+      </w:pPr>
+      <w:r>
+        <w:rPr>
+          <w:noProof/>
           <w:lang w:val="en-GB"/>
         </w:rPr>
         <w:drawing>
@@ -3835,6 +4048,7 @@
       </w:pPr>
       <w:r>
         <w:rPr>
+          <w:noProof/>
           <w:lang w:val="en-GB"/>
         </w:rPr>
         <w:lastRenderedPageBreak/>
@@ -3883,6 +4097,7 @@
       </w:pPr>
       <w:r>
         <w:rPr>
+          <w:noProof/>
           <w:lang w:val="en-GB"/>
         </w:rPr>
         <w:drawing>
@@ -3930,6 +4145,7 @@
       </w:pPr>
       <w:r>
         <w:rPr>
+          <w:noProof/>
           <w:lang w:val="en-GB"/>
         </w:rPr>
         <w:lastRenderedPageBreak/>
@@ -3978,6 +4194,7 @@
       </w:pPr>
       <w:r>
         <w:rPr>
+          <w:noProof/>
           <w:lang w:val="en-GB"/>
         </w:rPr>
         <w:lastRenderedPageBreak/>
@@ -4021,6 +4238,7 @@
     <w:p>
       <w:r>
         <w:rPr>
+          <w:noProof/>
           <w:lang w:val="en-GB"/>
         </w:rPr>
         <w:drawing>
@@ -4105,6 +4323,7 @@
           <w:lang w:val="en-GB"/>
         </w:rPr>
       </w:pPr>
+      <w:proofErr w:type="spellStart"/>
       <w:r>
         <w:rPr>
           <w:lang w:val="en-GB"/>
@@ -4112,6 +4331,7 @@
         <w:lastRenderedPageBreak/>
         <w:t>Oog</w:t>
       </w:r>
+      <w:proofErr w:type="spellEnd"/>
     </w:p>
     <w:p>
       <w:pPr>
@@ -4122,6 +4342,7 @@
       </w:pPr>
       <w:r>
         <w:rPr>
+          <w:noProof/>
           <w:lang w:val="en-GB"/>
         </w:rPr>
         <w:drawing>
@@ -4170,6 +4391,7 @@
       </w:pPr>
       <w:r>
         <w:rPr>
+          <w:noProof/>
           <w:lang w:val="en-GB"/>
         </w:rPr>
         <w:drawing>
@@ -4218,6 +4440,7 @@
       </w:pPr>
       <w:r>
         <w:rPr>
+          <w:noProof/>
           <w:lang w:val="en-GB"/>
         </w:rPr>
         <w:lastRenderedPageBreak/>
@@ -4267,6 +4490,7 @@
       </w:pPr>
       <w:r>
         <w:rPr>
+          <w:noProof/>
           <w:lang w:val="en-GB"/>
         </w:rPr>
         <w:drawing>
@@ -4323,6 +4547,7 @@
       </w:pPr>
       <w:r>
         <w:rPr>
+          <w:noProof/>
           <w:lang w:val="en-GB"/>
         </w:rPr>
         <w:lastRenderedPageBreak/>
@@ -4372,6 +4597,7 @@
       </w:pPr>
       <w:r>
         <w:rPr>
+          <w:noProof/>
           <w:lang w:val="en-GB"/>
         </w:rPr>
         <w:drawing>
@@ -4420,6 +4646,7 @@
       </w:pPr>
       <w:r>
         <w:rPr>
+          <w:noProof/>
           <w:lang w:val="en-GB"/>
         </w:rPr>
         <w:drawing>
@@ -4482,6 +4709,7 @@
       </w:pPr>
       <w:r>
         <w:rPr>
+          <w:noProof/>
           <w:lang w:val="en-GB"/>
         </w:rPr>
         <w:lastRenderedPageBreak/>
@@ -4531,6 +4759,7 @@
       </w:pPr>
       <w:r>
         <w:rPr>
+          <w:noProof/>
           <w:lang w:val="en-GB"/>
         </w:rPr>
         <w:lastRenderedPageBreak/>
@@ -4572,91 +4801,422 @@
       </w:r>
     </w:p>
     <w:p>
-      <w:pPr>
-        <w:rPr>
-          <w:lang w:val="en-GB"/>
-        </w:rPr>
-      </w:pPr>
-      <w:r>
-        <w:rPr>
-          <w:lang w:val="en-GB"/>
-        </w:rPr>
+      <w:r>
         <w:t>Object &gt; Repeat &gt; Radial</w:t>
       </w:r>
       <w:r>
-        <w:rPr>
-          <w:lang w:val="en-GB"/>
-        </w:rPr>
         <w:br w:type="textWrapping" w:clear="all"/>
       </w:r>
     </w:p>
     <w:p>
-      <w:pPr>
-        <w:pStyle w:val="Title"/>
-      </w:pPr>
-      <w:r>
-        <w:t>NOG AFWERKEN!!!!</w:t>
-      </w:r>
-    </w:p>
-    <w:p>
-      <w:pPr>
-        <w:pStyle w:val="Title"/>
-      </w:pPr>
-      <w:r>
-        <w:t>NOG AFWERKEN!!!!</w:t>
-      </w:r>
-    </w:p>
-    <w:p>
-      <w:pPr>
-        <w:pStyle w:val="Title"/>
-      </w:pPr>
-      <w:r>
-        <w:t>NOG AFWERKEN!!!!</w:t>
-      </w:r>
-      <w:r>
-        <w:t xml:space="preserve"> + LAATSTE DING CIRKLES IN BLENDING DING DOEN!!!</w:t>
-      </w:r>
-    </w:p>
-    <w:p>
-      <w:pPr>
-        <w:pStyle w:val="Title"/>
-      </w:pPr>
-      <w:r>
-        <w:t>NOG AFWERKEN!!!!</w:t>
-      </w:r>
-    </w:p>
-    <w:p>
-      <w:pPr>
-        <w:pStyle w:val="Title"/>
-      </w:pPr>
-      <w:r>
-        <w:t>NOG AFWERKEN!!!!</w:t>
-      </w:r>
-      <w:r>
-        <w:t xml:space="preserve"> + ONTWERP OPDRACHT HT</w:t>
-      </w:r>
-      <w:r>
-        <w:t xml:space="preserve">UIS MET TOOLS VANDAAG 145 X 17CM VOETBALSJAAL </w:t>
-      </w:r>
+      <w:r>
+        <w:drawing>
+          <wp:inline distT="0" distB="0" distL="0" distR="0" wp14:anchorId="2FEB2A6F" wp14:editId="73C6E719">
+            <wp:extent cx="2886478" cy="3486637"/>
+            <wp:effectExtent l="0" t="0" r="9525" b="0"/>
+            <wp:docPr id="1241679629" name="Picture 1" descr="A black and red circles&#10;&#10;AI-generated content may be incorrect."/>
+            <wp:cNvGraphicFramePr>
+              <a:graphicFrameLocks xmlns:a="http://schemas.openxmlformats.org/drawingml/2006/main" noChangeAspect="1"/>
+            </wp:cNvGraphicFramePr>
+            <a:graphic xmlns:a="http://schemas.openxmlformats.org/drawingml/2006/main">
+              <a:graphicData uri="http://schemas.openxmlformats.org/drawingml/2006/picture">
+                <pic:pic xmlns:pic="http://schemas.openxmlformats.org/drawingml/2006/picture">
+                  <pic:nvPicPr>
+                    <pic:cNvPr id="1241679629" name="Picture 1" descr="A black and red circles&#10;&#10;AI-generated content may be incorrect."/>
+                    <pic:cNvPicPr/>
+                  </pic:nvPicPr>
+                  <pic:blipFill>
+                    <a:blip r:embed="rId92"/>
+                    <a:stretch>
+                      <a:fillRect/>
+                    </a:stretch>
+                  </pic:blipFill>
+                  <pic:spPr>
+                    <a:xfrm>
+                      <a:off x="0" y="0"/>
+                      <a:ext cx="2886478" cy="3486637"/>
+                    </a:xfrm>
+                    <a:prstGeom prst="rect">
+                      <a:avLst/>
+                    </a:prstGeom>
+                  </pic:spPr>
+                </pic:pic>
+              </a:graphicData>
+            </a:graphic>
+          </wp:inline>
+        </w:drawing>
+      </w:r>
+    </w:p>
+    <w:p>
       <w:r>
         <w:lastRenderedPageBreak/>
-        <w:t>ONTWERPEN</w:t>
-      </w:r>
-      <w:r>
-        <w:t xml:space="preserve"> + ONTWERP TOEVOEGNE PDF VERSLAG + SCREENSHOT VECTOREN</w:t>
-      </w:r>
-    </w:p>
-    <w:p/>
+        <w:drawing>
+          <wp:inline distT="0" distB="0" distL="0" distR="0" wp14:anchorId="2479C78A" wp14:editId="6C1DAD5A">
+            <wp:extent cx="5725324" cy="8659433"/>
+            <wp:effectExtent l="0" t="0" r="8890" b="8890"/>
+            <wp:docPr id="1488709238" name="Picture 1" descr="A screenshot of a computer&#10;&#10;AI-generated content may be incorrect."/>
+            <wp:cNvGraphicFramePr>
+              <a:graphicFrameLocks xmlns:a="http://schemas.openxmlformats.org/drawingml/2006/main" noChangeAspect="1"/>
+            </wp:cNvGraphicFramePr>
+            <a:graphic xmlns:a="http://schemas.openxmlformats.org/drawingml/2006/main">
+              <a:graphicData uri="http://schemas.openxmlformats.org/drawingml/2006/picture">
+                <pic:pic xmlns:pic="http://schemas.openxmlformats.org/drawingml/2006/picture">
+                  <pic:nvPicPr>
+                    <pic:cNvPr id="1488709238" name="Picture 1" descr="A screenshot of a computer&#10;&#10;AI-generated content may be incorrect."/>
+                    <pic:cNvPicPr/>
+                  </pic:nvPicPr>
+                  <pic:blipFill>
+                    <a:blip r:embed="rId93"/>
+                    <a:stretch>
+                      <a:fillRect/>
+                    </a:stretch>
+                  </pic:blipFill>
+                  <pic:spPr>
+                    <a:xfrm>
+                      <a:off x="0" y="0"/>
+                      <a:ext cx="5725324" cy="8659433"/>
+                    </a:xfrm>
+                    <a:prstGeom prst="rect">
+                      <a:avLst/>
+                    </a:prstGeom>
+                  </pic:spPr>
+                </pic:pic>
+              </a:graphicData>
+            </a:graphic>
+          </wp:inline>
+        </w:drawing>
+      </w:r>
+    </w:p>
+    <w:p>
+      <w:pPr>
+        <w:rPr>
+          <w:lang w:val="en-US"/>
+        </w:rPr>
+      </w:pPr>
+      <w:r>
+        <w:rPr>
+          <w:lang w:val="en-US"/>
+        </w:rPr>
+        <w:lastRenderedPageBreak/>
+        <w:t xml:space="preserve">Object &gt; </w:t>
+      </w:r>
+      <w:r>
+        <w:rPr>
+          <w:lang w:val="en-US"/>
+        </w:rPr>
+        <w:t>Path &gt; Outline stroke</w:t>
+      </w:r>
+    </w:p>
+    <w:p>
+      <w:pPr>
+        <w:rPr>
+          <w:lang w:val="en-US"/>
+        </w:rPr>
+      </w:pPr>
+      <w:r>
+        <w:rPr>
+          <w:lang w:val="en-US"/>
+        </w:rPr>
+        <w:drawing>
+          <wp:inline distT="0" distB="0" distL="0" distR="0" wp14:anchorId="0EA2A934" wp14:editId="26390BA9">
+            <wp:extent cx="4086795" cy="5096586"/>
+            <wp:effectExtent l="0" t="0" r="9525" b="8890"/>
+            <wp:docPr id="1184040132" name="Picture 1" descr="A yellow and black background with red circles&#10;&#10;AI-generated content may be incorrect."/>
+            <wp:cNvGraphicFramePr>
+              <a:graphicFrameLocks xmlns:a="http://schemas.openxmlformats.org/drawingml/2006/main" noChangeAspect="1"/>
+            </wp:cNvGraphicFramePr>
+            <a:graphic xmlns:a="http://schemas.openxmlformats.org/drawingml/2006/main">
+              <a:graphicData uri="http://schemas.openxmlformats.org/drawingml/2006/picture">
+                <pic:pic xmlns:pic="http://schemas.openxmlformats.org/drawingml/2006/picture">
+                  <pic:nvPicPr>
+                    <pic:cNvPr id="1184040132" name="Picture 1" descr="A yellow and black background with red circles&#10;&#10;AI-generated content may be incorrect."/>
+                    <pic:cNvPicPr/>
+                  </pic:nvPicPr>
+                  <pic:blipFill>
+                    <a:blip r:embed="rId94"/>
+                    <a:stretch>
+                      <a:fillRect/>
+                    </a:stretch>
+                  </pic:blipFill>
+                  <pic:spPr>
+                    <a:xfrm>
+                      <a:off x="0" y="0"/>
+                      <a:ext cx="4086795" cy="5096586"/>
+                    </a:xfrm>
+                    <a:prstGeom prst="rect">
+                      <a:avLst/>
+                    </a:prstGeom>
+                  </pic:spPr>
+                </pic:pic>
+              </a:graphicData>
+            </a:graphic>
+          </wp:inline>
+        </w:drawing>
+      </w:r>
+    </w:p>
+    <w:p>
+      <w:pPr>
+        <w:rPr>
+          <w:lang w:val="en-US"/>
+        </w:rPr>
+      </w:pPr>
+      <w:r>
+        <w:rPr>
+          <w:lang w:val="en-US"/>
+        </w:rPr>
+        <w:drawing>
+          <wp:inline distT="0" distB="0" distL="0" distR="0" wp14:anchorId="502F0536" wp14:editId="3E1D73E4">
+            <wp:extent cx="3200847" cy="3277057"/>
+            <wp:effectExtent l="0" t="0" r="0" b="0"/>
+            <wp:docPr id="615811489" name="Picture 1" descr="A screenshot of a graphic design&#10;&#10;AI-generated content may be incorrect."/>
+            <wp:cNvGraphicFramePr>
+              <a:graphicFrameLocks xmlns:a="http://schemas.openxmlformats.org/drawingml/2006/main" noChangeAspect="1"/>
+            </wp:cNvGraphicFramePr>
+            <a:graphic xmlns:a="http://schemas.openxmlformats.org/drawingml/2006/main">
+              <a:graphicData uri="http://schemas.openxmlformats.org/drawingml/2006/picture">
+                <pic:pic xmlns:pic="http://schemas.openxmlformats.org/drawingml/2006/picture">
+                  <pic:nvPicPr>
+                    <pic:cNvPr id="615811489" name="Picture 1" descr="A screenshot of a graphic design&#10;&#10;AI-generated content may be incorrect."/>
+                    <pic:cNvPicPr/>
+                  </pic:nvPicPr>
+                  <pic:blipFill>
+                    <a:blip r:embed="rId95"/>
+                    <a:stretch>
+                      <a:fillRect/>
+                    </a:stretch>
+                  </pic:blipFill>
+                  <pic:spPr>
+                    <a:xfrm>
+                      <a:off x="0" y="0"/>
+                      <a:ext cx="3200847" cy="3277057"/>
+                    </a:xfrm>
+                    <a:prstGeom prst="rect">
+                      <a:avLst/>
+                    </a:prstGeom>
+                  </pic:spPr>
+                </pic:pic>
+              </a:graphicData>
+            </a:graphic>
+          </wp:inline>
+        </w:drawing>
+      </w:r>
+    </w:p>
+    <w:p>
+      <w:pPr>
+        <w:rPr>
+          <w:lang w:val="en-US"/>
+        </w:rPr>
+      </w:pPr>
+      <w:r>
+        <w:rPr>
+          <w:lang w:val="en-US"/>
+        </w:rPr>
+        <w:lastRenderedPageBreak/>
+        <w:t>Pathfinder</w:t>
+      </w:r>
+    </w:p>
+    <w:p>
+      <w:pPr>
+        <w:rPr>
+          <w:lang w:val="en-US"/>
+        </w:rPr>
+      </w:pPr>
+      <w:r>
+        <w:rPr>
+          <w:lang w:val="en-US"/>
+        </w:rPr>
+        <w:drawing>
+          <wp:inline distT="0" distB="0" distL="0" distR="0" wp14:anchorId="4F2098CF" wp14:editId="2FF1C98E">
+            <wp:extent cx="5731510" cy="3538855"/>
+            <wp:effectExtent l="0" t="0" r="2540" b="4445"/>
+            <wp:docPr id="1128159983" name="Picture 1" descr="A screen shot of a logo&#10;&#10;AI-generated content may be incorrect."/>
+            <wp:cNvGraphicFramePr>
+              <a:graphicFrameLocks xmlns:a="http://schemas.openxmlformats.org/drawingml/2006/main" noChangeAspect="1"/>
+            </wp:cNvGraphicFramePr>
+            <a:graphic xmlns:a="http://schemas.openxmlformats.org/drawingml/2006/main">
+              <a:graphicData uri="http://schemas.openxmlformats.org/drawingml/2006/picture">
+                <pic:pic xmlns:pic="http://schemas.openxmlformats.org/drawingml/2006/picture">
+                  <pic:nvPicPr>
+                    <pic:cNvPr id="1128159983" name="Picture 1" descr="A screen shot of a logo&#10;&#10;AI-generated content may be incorrect."/>
+                    <pic:cNvPicPr/>
+                  </pic:nvPicPr>
+                  <pic:blipFill>
+                    <a:blip r:embed="rId96"/>
+                    <a:stretch>
+                      <a:fillRect/>
+                    </a:stretch>
+                  </pic:blipFill>
+                  <pic:spPr>
+                    <a:xfrm>
+                      <a:off x="0" y="0"/>
+                      <a:ext cx="5731510" cy="3538855"/>
+                    </a:xfrm>
+                    <a:prstGeom prst="rect">
+                      <a:avLst/>
+                    </a:prstGeom>
+                  </pic:spPr>
+                </pic:pic>
+              </a:graphicData>
+            </a:graphic>
+          </wp:inline>
+        </w:drawing>
+      </w:r>
+    </w:p>
+    <w:p>
+      <w:pPr>
+        <w:rPr>
+          <w:lang w:val="en-US"/>
+        </w:rPr>
+      </w:pPr>
+      <w:r>
+        <w:rPr>
+          <w:lang w:val="en-US"/>
+        </w:rPr>
+        <w:lastRenderedPageBreak/>
+        <w:drawing>
+          <wp:inline distT="0" distB="0" distL="0" distR="0" wp14:anchorId="06278958" wp14:editId="0771E060">
+            <wp:extent cx="4982270" cy="6878010"/>
+            <wp:effectExtent l="0" t="0" r="8890" b="0"/>
+            <wp:docPr id="1831163266" name="Picture 1" descr="A poster with colorful shapes&#10;&#10;AI-generated content may be incorrect."/>
+            <wp:cNvGraphicFramePr>
+              <a:graphicFrameLocks xmlns:a="http://schemas.openxmlformats.org/drawingml/2006/main" noChangeAspect="1"/>
+            </wp:cNvGraphicFramePr>
+            <a:graphic xmlns:a="http://schemas.openxmlformats.org/drawingml/2006/main">
+              <a:graphicData uri="http://schemas.openxmlformats.org/drawingml/2006/picture">
+                <pic:pic xmlns:pic="http://schemas.openxmlformats.org/drawingml/2006/picture">
+                  <pic:nvPicPr>
+                    <pic:cNvPr id="1831163266" name="Picture 1" descr="A poster with colorful shapes&#10;&#10;AI-generated content may be incorrect."/>
+                    <pic:cNvPicPr/>
+                  </pic:nvPicPr>
+                  <pic:blipFill>
+                    <a:blip r:embed="rId97"/>
+                    <a:stretch>
+                      <a:fillRect/>
+                    </a:stretch>
+                  </pic:blipFill>
+                  <pic:spPr>
+                    <a:xfrm>
+                      <a:off x="0" y="0"/>
+                      <a:ext cx="4982270" cy="6878010"/>
+                    </a:xfrm>
+                    <a:prstGeom prst="rect">
+                      <a:avLst/>
+                    </a:prstGeom>
+                  </pic:spPr>
+                </pic:pic>
+              </a:graphicData>
+            </a:graphic>
+          </wp:inline>
+        </w:drawing>
+      </w:r>
+    </w:p>
+    <w:p>
+      <w:pPr>
+        <w:rPr>
+          <w:lang w:val="en-US"/>
+        </w:rPr>
+      </w:pPr>
+      <w:r>
+        <w:rPr>
+          <w:lang w:val="en-US"/>
+        </w:rPr>
+        <w:t>Eindresultaat</w:t>
+      </w:r>
+    </w:p>
+    <w:p>
+      <w:pPr>
+        <w:rPr>
+          <w:lang w:val="en-US"/>
+        </w:rPr>
+      </w:pPr>
+      <w:r>
+        <w:rPr>
+          <w:lang w:val="en-US"/>
+        </w:rPr>
+        <w:lastRenderedPageBreak/>
+        <w:drawing>
+          <wp:inline distT="0" distB="0" distL="0" distR="0" wp14:anchorId="314B878B" wp14:editId="65DFBD43">
+            <wp:extent cx="5258534" cy="7268589"/>
+            <wp:effectExtent l="0" t="0" r="0" b="8890"/>
+            <wp:docPr id="1227093840" name="Picture 1" descr="A black and white drawing of different shapes&#10;&#10;AI-generated content may be incorrect."/>
+            <wp:cNvGraphicFramePr>
+              <a:graphicFrameLocks xmlns:a="http://schemas.openxmlformats.org/drawingml/2006/main" noChangeAspect="1"/>
+            </wp:cNvGraphicFramePr>
+            <a:graphic xmlns:a="http://schemas.openxmlformats.org/drawingml/2006/main">
+              <a:graphicData uri="http://schemas.openxmlformats.org/drawingml/2006/picture">
+                <pic:pic xmlns:pic="http://schemas.openxmlformats.org/drawingml/2006/picture">
+                  <pic:nvPicPr>
+                    <pic:cNvPr id="1227093840" name="Picture 1" descr="A black and white drawing of different shapes&#10;&#10;AI-generated content may be incorrect."/>
+                    <pic:cNvPicPr/>
+                  </pic:nvPicPr>
+                  <pic:blipFill>
+                    <a:blip r:embed="rId98"/>
+                    <a:stretch>
+                      <a:fillRect/>
+                    </a:stretch>
+                  </pic:blipFill>
+                  <pic:spPr>
+                    <a:xfrm>
+                      <a:off x="0" y="0"/>
+                      <a:ext cx="5258534" cy="7268589"/>
+                    </a:xfrm>
+                    <a:prstGeom prst="rect">
+                      <a:avLst/>
+                    </a:prstGeom>
+                  </pic:spPr>
+                </pic:pic>
+              </a:graphicData>
+            </a:graphic>
+          </wp:inline>
+        </w:drawing>
+      </w:r>
+    </w:p>
+    <w:p>
+      <w:pPr>
+        <w:rPr>
+          <w:lang w:val="en-US"/>
+        </w:rPr>
+      </w:pPr>
+      <w:r>
+        <w:rPr>
+          <w:lang w:val="en-US"/>
+        </w:rPr>
+        <w:t xml:space="preserve">Ctrl +Y: </w:t>
+      </w:r>
+      <w:r>
+        <w:rPr>
+          <w:lang w:val="en-US"/>
+        </w:rPr>
+        <w:t>Eindresultaat</w:t>
+      </w:r>
+    </w:p>
+    <w:p>
+      <w:pPr>
+        <w:rPr>
+          <w:lang w:val="en-US"/>
+        </w:rPr>
+      </w:pPr>
+    </w:p>
     <w:p>
       <w:pPr>
         <w:pStyle w:val="Heading2"/>
-      </w:pPr>
-      <w:r>
+        <w:rPr>
+          <w:lang w:val="en-US"/>
+        </w:rPr>
+      </w:pPr>
+      <w:r>
+        <w:rPr>
+          <w:lang w:val="en-US"/>
+        </w:rPr>
+        <w:lastRenderedPageBreak/>
         <w:t>Shape builder tool</w:t>
       </w:r>
     </w:p>
     <w:p>
       <w:r>
+        <w:rPr>
+          <w:noProof/>
+        </w:rPr>
         <w:drawing>
           <wp:inline distT="0" distB="0" distL="0" distR="0" wp14:anchorId="1FA6DF29" wp14:editId="1197E1BB">
             <wp:extent cx="1333686" cy="1124107"/>
@@ -4673,7 +5233,7 @@
                     <pic:cNvPicPr/>
                   </pic:nvPicPr>
                   <pic:blipFill>
-                    <a:blip r:embed="rId92"/>
+                    <a:blip r:embed="rId99"/>
                     <a:stretch>
                       <a:fillRect/>
                     </a:stretch>
@@ -4696,7 +5256,9 @@
     </w:p>
     <w:p>
       <w:r>
-        <w:lastRenderedPageBreak/>
+        <w:rPr>
+          <w:noProof/>
+        </w:rPr>
         <w:drawing>
           <wp:inline distT="0" distB="0" distL="0" distR="0" wp14:anchorId="2883666A" wp14:editId="2016A36D">
             <wp:extent cx="4877481" cy="6792273"/>
@@ -4713,7 +5275,7 @@
                     <pic:cNvPicPr/>
                   </pic:nvPicPr>
                   <pic:blipFill>
-                    <a:blip r:embed="rId93"/>
+                    <a:blip r:embed="rId100"/>
                     <a:stretch>
                       <a:fillRect/>
                     </a:stretch>
@@ -4741,6 +5303,9 @@
     </w:p>
     <w:p>
       <w:r>
+        <w:rPr>
+          <w:noProof/>
+        </w:rPr>
         <w:lastRenderedPageBreak/>
         <w:drawing>
           <wp:inline distT="0" distB="0" distL="0" distR="0" wp14:anchorId="5C027319" wp14:editId="40EB2EC9">
@@ -4758,7 +5323,7 @@
                     <pic:cNvPicPr/>
                   </pic:nvPicPr>
                   <pic:blipFill>
-                    <a:blip r:embed="rId94"/>
+                    <a:blip r:embed="rId101"/>
                     <a:stretch>
                       <a:fillRect/>
                     </a:stretch>
@@ -4781,6 +5346,9 @@
     </w:p>
     <w:p>
       <w:r>
+        <w:rPr>
+          <w:noProof/>
+        </w:rPr>
         <w:lastRenderedPageBreak/>
         <w:drawing>
           <wp:inline distT="0" distB="0" distL="0" distR="0" wp14:anchorId="3912EEFD" wp14:editId="71B8DB60">
@@ -4798,7 +5366,7 @@
                     <pic:cNvPicPr/>
                   </pic:nvPicPr>
                   <pic:blipFill>
-                    <a:blip r:embed="rId95"/>
+                    <a:blip r:embed="rId102"/>
                     <a:stretch>
                       <a:fillRect/>
                     </a:stretch>
@@ -4861,6 +5429,9 @@
     </w:p>
     <w:p>
       <w:r>
+        <w:rPr>
+          <w:noProof/>
+        </w:rPr>
         <w:drawing>
           <wp:inline distT="0" distB="0" distL="0" distR="0" wp14:anchorId="19D46A5F" wp14:editId="044882EF">
             <wp:extent cx="4686954" cy="6982799"/>
@@ -4877,7 +5448,7 @@
                     <pic:cNvPicPr/>
                   </pic:nvPicPr>
                   <pic:blipFill>
-                    <a:blip r:embed="rId96"/>
+                    <a:blip r:embed="rId103"/>
                     <a:stretch>
                       <a:fillRect/>
                     </a:stretch>
@@ -4900,6 +5471,9 @@
     </w:p>
     <w:p>
       <w:r>
+        <w:rPr>
+          <w:noProof/>
+        </w:rPr>
         <w:lastRenderedPageBreak/>
         <w:drawing>
           <wp:inline distT="0" distB="0" distL="0" distR="0" wp14:anchorId="288734F1" wp14:editId="2C302A23">
@@ -4917,7 +5491,7 @@
                     <pic:cNvPicPr/>
                   </pic:nvPicPr>
                   <pic:blipFill>
-                    <a:blip r:embed="rId97"/>
+                    <a:blip r:embed="rId104"/>
                     <a:stretch>
                       <a:fillRect/>
                     </a:stretch>
@@ -4955,6 +5529,9 @@
     </w:p>
     <w:p>
       <w:r>
+        <w:rPr>
+          <w:noProof/>
+        </w:rPr>
         <w:lastRenderedPageBreak/>
         <w:drawing>
           <wp:inline distT="0" distB="0" distL="0" distR="0" wp14:anchorId="14D67E5A" wp14:editId="79A283A8">
@@ -4972,7 +5549,7 @@
                     <pic:cNvPicPr/>
                   </pic:nvPicPr>
                   <pic:blipFill>
-                    <a:blip r:embed="rId98"/>
+                    <a:blip r:embed="rId105"/>
                     <a:stretch>
                       <a:fillRect/>
                     </a:stretch>
@@ -4993,6 +5570,511 @@
         </w:drawing>
       </w:r>
     </w:p>
+    <w:p/>
+    <w:p>
+      <w:pPr>
+        <w:pStyle w:val="Heading2"/>
+      </w:pPr>
+      <w:r>
+        <w:lastRenderedPageBreak/>
+        <w:t>Voetbalsjaal</w:t>
+      </w:r>
+      <w:r>
+        <w:t xml:space="preserve"> opdracht</w:t>
+      </w:r>
+      <w:r>
+        <w:t>:</w:t>
+      </w:r>
+    </w:p>
+    <w:p>
+      <w:r>
+        <w:drawing>
+          <wp:inline distT="0" distB="0" distL="0" distR="0" wp14:anchorId="1B13E0A8" wp14:editId="156CC76C">
+            <wp:extent cx="4296375" cy="4058216"/>
+            <wp:effectExtent l="0" t="0" r="9525" b="0"/>
+            <wp:docPr id="1455170293" name="Picture 1" descr="A screenshot of a computer&#10;&#10;AI-generated content may be incorrect."/>
+            <wp:cNvGraphicFramePr>
+              <a:graphicFrameLocks xmlns:a="http://schemas.openxmlformats.org/drawingml/2006/main" noChangeAspect="1"/>
+            </wp:cNvGraphicFramePr>
+            <a:graphic xmlns:a="http://schemas.openxmlformats.org/drawingml/2006/main">
+              <a:graphicData uri="http://schemas.openxmlformats.org/drawingml/2006/picture">
+                <pic:pic xmlns:pic="http://schemas.openxmlformats.org/drawingml/2006/picture">
+                  <pic:nvPicPr>
+                    <pic:cNvPr id="1455170293" name="Picture 1" descr="A screenshot of a computer&#10;&#10;AI-generated content may be incorrect."/>
+                    <pic:cNvPicPr/>
+                  </pic:nvPicPr>
+                  <pic:blipFill>
+                    <a:blip r:embed="rId106"/>
+                    <a:stretch>
+                      <a:fillRect/>
+                    </a:stretch>
+                  </pic:blipFill>
+                  <pic:spPr>
+                    <a:xfrm>
+                      <a:off x="0" y="0"/>
+                      <a:ext cx="4296375" cy="4058216"/>
+                    </a:xfrm>
+                    <a:prstGeom prst="rect">
+                      <a:avLst/>
+                    </a:prstGeom>
+                  </pic:spPr>
+                </pic:pic>
+              </a:graphicData>
+            </a:graphic>
+          </wp:inline>
+        </w:drawing>
+      </w:r>
+    </w:p>
+    <w:p>
+      <w:r>
+        <w:t>Kubussen getekend met shaper tool</w:t>
+      </w:r>
+    </w:p>
+    <w:p>
+      <w:r>
+        <w:lastRenderedPageBreak/>
+        <w:drawing>
+          <wp:inline distT="0" distB="0" distL="0" distR="0" wp14:anchorId="1E8E3D59" wp14:editId="69C4C2B6">
+            <wp:extent cx="4286848" cy="7325747"/>
+            <wp:effectExtent l="0" t="0" r="0" b="8890"/>
+            <wp:docPr id="723508421" name="Picture 1" descr="A blue and white design&#10;&#10;AI-generated content may be incorrect."/>
+            <wp:cNvGraphicFramePr>
+              <a:graphicFrameLocks xmlns:a="http://schemas.openxmlformats.org/drawingml/2006/main" noChangeAspect="1"/>
+            </wp:cNvGraphicFramePr>
+            <a:graphic xmlns:a="http://schemas.openxmlformats.org/drawingml/2006/main">
+              <a:graphicData uri="http://schemas.openxmlformats.org/drawingml/2006/picture">
+                <pic:pic xmlns:pic="http://schemas.openxmlformats.org/drawingml/2006/picture">
+                  <pic:nvPicPr>
+                    <pic:cNvPr id="723508421" name="Picture 1" descr="A blue and white design&#10;&#10;AI-generated content may be incorrect."/>
+                    <pic:cNvPicPr/>
+                  </pic:nvPicPr>
+                  <pic:blipFill>
+                    <a:blip r:embed="rId107"/>
+                    <a:stretch>
+                      <a:fillRect/>
+                    </a:stretch>
+                  </pic:blipFill>
+                  <pic:spPr>
+                    <a:xfrm>
+                      <a:off x="0" y="0"/>
+                      <a:ext cx="4286848" cy="7325747"/>
+                    </a:xfrm>
+                    <a:prstGeom prst="rect">
+                      <a:avLst/>
+                    </a:prstGeom>
+                  </pic:spPr>
+                </pic:pic>
+              </a:graphicData>
+            </a:graphic>
+          </wp:inline>
+        </w:drawing>
+      </w:r>
+    </w:p>
+    <w:p>
+      <w:r>
+        <w:drawing>
+          <wp:inline distT="0" distB="0" distL="0" distR="0" wp14:anchorId="497576BE" wp14:editId="6683CE97">
+            <wp:extent cx="485843" cy="828791"/>
+            <wp:effectExtent l="0" t="0" r="9525" b="9525"/>
+            <wp:docPr id="1509141763" name="Picture 1" descr="A screenshot of a computer&#10;&#10;AI-generated content may be incorrect."/>
+            <wp:cNvGraphicFramePr>
+              <a:graphicFrameLocks xmlns:a="http://schemas.openxmlformats.org/drawingml/2006/main" noChangeAspect="1"/>
+            </wp:cNvGraphicFramePr>
+            <a:graphic xmlns:a="http://schemas.openxmlformats.org/drawingml/2006/main">
+              <a:graphicData uri="http://schemas.openxmlformats.org/drawingml/2006/picture">
+                <pic:pic xmlns:pic="http://schemas.openxmlformats.org/drawingml/2006/picture">
+                  <pic:nvPicPr>
+                    <pic:cNvPr id="1509141763" name="Picture 1" descr="A screenshot of a computer&#10;&#10;AI-generated content may be incorrect."/>
+                    <pic:cNvPicPr/>
+                  </pic:nvPicPr>
+                  <pic:blipFill>
+                    <a:blip r:embed="rId108"/>
+                    <a:stretch>
+                      <a:fillRect/>
+                    </a:stretch>
+                  </pic:blipFill>
+                  <pic:spPr>
+                    <a:xfrm>
+                      <a:off x="0" y="0"/>
+                      <a:ext cx="485843" cy="828791"/>
+                    </a:xfrm>
+                    <a:prstGeom prst="rect">
+                      <a:avLst/>
+                    </a:prstGeom>
+                  </pic:spPr>
+                </pic:pic>
+              </a:graphicData>
+            </a:graphic>
+          </wp:inline>
+        </w:drawing>
+      </w:r>
+    </w:p>
+    <w:p>
+      <w:r>
+        <w:t>Afrondingstype aangepast</w:t>
+      </w:r>
+    </w:p>
+    <w:p>
+      <w:r>
+        <w:lastRenderedPageBreak/>
+        <w:drawing>
+          <wp:inline distT="0" distB="0" distL="0" distR="0" wp14:anchorId="202C2A25" wp14:editId="71BAF2C6">
+            <wp:extent cx="4972744" cy="7068536"/>
+            <wp:effectExtent l="0" t="0" r="0" b="0"/>
+            <wp:docPr id="1140951152" name="Picture 1" descr="A red and blue circle pattern&#10;&#10;AI-generated content may be incorrect."/>
+            <wp:cNvGraphicFramePr>
+              <a:graphicFrameLocks xmlns:a="http://schemas.openxmlformats.org/drawingml/2006/main" noChangeAspect="1"/>
+            </wp:cNvGraphicFramePr>
+            <a:graphic xmlns:a="http://schemas.openxmlformats.org/drawingml/2006/main">
+              <a:graphicData uri="http://schemas.openxmlformats.org/drawingml/2006/picture">
+                <pic:pic xmlns:pic="http://schemas.openxmlformats.org/drawingml/2006/picture">
+                  <pic:nvPicPr>
+                    <pic:cNvPr id="1140951152" name="Picture 1" descr="A red and blue circle pattern&#10;&#10;AI-generated content may be incorrect."/>
+                    <pic:cNvPicPr/>
+                  </pic:nvPicPr>
+                  <pic:blipFill>
+                    <a:blip r:embed="rId109"/>
+                    <a:stretch>
+                      <a:fillRect/>
+                    </a:stretch>
+                  </pic:blipFill>
+                  <pic:spPr>
+                    <a:xfrm>
+                      <a:off x="0" y="0"/>
+                      <a:ext cx="4972744" cy="7068536"/>
+                    </a:xfrm>
+                    <a:prstGeom prst="rect">
+                      <a:avLst/>
+                    </a:prstGeom>
+                  </pic:spPr>
+                </pic:pic>
+              </a:graphicData>
+            </a:graphic>
+          </wp:inline>
+        </w:drawing>
+      </w:r>
+    </w:p>
+    <w:p>
+      <w:r>
+        <w:lastRenderedPageBreak/>
+        <w:drawing>
+          <wp:inline distT="0" distB="0" distL="0" distR="0" wp14:anchorId="3D666EFA" wp14:editId="3289207A">
+            <wp:extent cx="4858428" cy="6296904"/>
+            <wp:effectExtent l="0" t="0" r="0" b="8890"/>
+            <wp:docPr id="1179814770" name="Picture 1" descr="A screenshot of a screen&#10;&#10;AI-generated content may be incorrect."/>
+            <wp:cNvGraphicFramePr>
+              <a:graphicFrameLocks xmlns:a="http://schemas.openxmlformats.org/drawingml/2006/main" noChangeAspect="1"/>
+            </wp:cNvGraphicFramePr>
+            <a:graphic xmlns:a="http://schemas.openxmlformats.org/drawingml/2006/main">
+              <a:graphicData uri="http://schemas.openxmlformats.org/drawingml/2006/picture">
+                <pic:pic xmlns:pic="http://schemas.openxmlformats.org/drawingml/2006/picture">
+                  <pic:nvPicPr>
+                    <pic:cNvPr id="1179814770" name="Picture 1" descr="A screenshot of a screen&#10;&#10;AI-generated content may be incorrect."/>
+                    <pic:cNvPicPr/>
+                  </pic:nvPicPr>
+                  <pic:blipFill>
+                    <a:blip r:embed="rId110"/>
+                    <a:stretch>
+                      <a:fillRect/>
+                    </a:stretch>
+                  </pic:blipFill>
+                  <pic:spPr>
+                    <a:xfrm>
+                      <a:off x="0" y="0"/>
+                      <a:ext cx="4858428" cy="6296904"/>
+                    </a:xfrm>
+                    <a:prstGeom prst="rect">
+                      <a:avLst/>
+                    </a:prstGeom>
+                  </pic:spPr>
+                </pic:pic>
+              </a:graphicData>
+            </a:graphic>
+          </wp:inline>
+        </w:drawing>
+      </w:r>
+    </w:p>
+    <w:p>
+      <w:r>
+        <w:t>Pathfinder gebruiken</w:t>
+      </w:r>
+    </w:p>
+    <w:p>
+      <w:r>
+        <w:lastRenderedPageBreak/>
+        <w:drawing>
+          <wp:inline distT="0" distB="0" distL="0" distR="0" wp14:anchorId="15B846CA" wp14:editId="470CC525">
+            <wp:extent cx="5144218" cy="8030696"/>
+            <wp:effectExtent l="0" t="0" r="0" b="8890"/>
+            <wp:docPr id="258243413" name="Picture 1" descr="A screenshot of a computer&#10;&#10;AI-generated content may be incorrect."/>
+            <wp:cNvGraphicFramePr>
+              <a:graphicFrameLocks xmlns:a="http://schemas.openxmlformats.org/drawingml/2006/main" noChangeAspect="1"/>
+            </wp:cNvGraphicFramePr>
+            <a:graphic xmlns:a="http://schemas.openxmlformats.org/drawingml/2006/main">
+              <a:graphicData uri="http://schemas.openxmlformats.org/drawingml/2006/picture">
+                <pic:pic xmlns:pic="http://schemas.openxmlformats.org/drawingml/2006/picture">
+                  <pic:nvPicPr>
+                    <pic:cNvPr id="258243413" name="Picture 1" descr="A screenshot of a computer&#10;&#10;AI-generated content may be incorrect."/>
+                    <pic:cNvPicPr/>
+                  </pic:nvPicPr>
+                  <pic:blipFill>
+                    <a:blip r:embed="rId111"/>
+                    <a:stretch>
+                      <a:fillRect/>
+                    </a:stretch>
+                  </pic:blipFill>
+                  <pic:spPr>
+                    <a:xfrm>
+                      <a:off x="0" y="0"/>
+                      <a:ext cx="5144218" cy="8030696"/>
+                    </a:xfrm>
+                    <a:prstGeom prst="rect">
+                      <a:avLst/>
+                    </a:prstGeom>
+                  </pic:spPr>
+                </pic:pic>
+              </a:graphicData>
+            </a:graphic>
+          </wp:inline>
+        </w:drawing>
+      </w:r>
+    </w:p>
+    <w:p>
+      <w:r>
+        <w:t>Object &gt; Repeat &gt; Grid</w:t>
+      </w:r>
+    </w:p>
+    <w:p>
+      <w:r>
+        <w:lastRenderedPageBreak/>
+        <w:drawing>
+          <wp:inline distT="0" distB="0" distL="0" distR="0" wp14:anchorId="7E7795E9" wp14:editId="2DF45A6E">
+            <wp:extent cx="5731510" cy="1496060"/>
+            <wp:effectExtent l="0" t="0" r="2540" b="8890"/>
+            <wp:docPr id="816254607" name="Picture 1" descr="A blue and white pattern&#10;&#10;AI-generated content may be incorrect."/>
+            <wp:cNvGraphicFramePr>
+              <a:graphicFrameLocks xmlns:a="http://schemas.openxmlformats.org/drawingml/2006/main" noChangeAspect="1"/>
+            </wp:cNvGraphicFramePr>
+            <a:graphic xmlns:a="http://schemas.openxmlformats.org/drawingml/2006/main">
+              <a:graphicData uri="http://schemas.openxmlformats.org/drawingml/2006/picture">
+                <pic:pic xmlns:pic="http://schemas.openxmlformats.org/drawingml/2006/picture">
+                  <pic:nvPicPr>
+                    <pic:cNvPr id="816254607" name="Picture 1" descr="A blue and white pattern&#10;&#10;AI-generated content may be incorrect."/>
+                    <pic:cNvPicPr/>
+                  </pic:nvPicPr>
+                  <pic:blipFill>
+                    <a:blip r:embed="rId112"/>
+                    <a:stretch>
+                      <a:fillRect/>
+                    </a:stretch>
+                  </pic:blipFill>
+                  <pic:spPr>
+                    <a:xfrm>
+                      <a:off x="0" y="0"/>
+                      <a:ext cx="5731510" cy="1496060"/>
+                    </a:xfrm>
+                    <a:prstGeom prst="rect">
+                      <a:avLst/>
+                    </a:prstGeom>
+                  </pic:spPr>
+                </pic:pic>
+              </a:graphicData>
+            </a:graphic>
+          </wp:inline>
+        </w:drawing>
+      </w:r>
+    </w:p>
+    <w:p>
+      <w:r>
+        <w:drawing>
+          <wp:inline distT="0" distB="0" distL="0" distR="0" wp14:anchorId="41E17DD5" wp14:editId="34AFF9A7">
+            <wp:extent cx="5731510" cy="3279775"/>
+            <wp:effectExtent l="0" t="0" r="2540" b="0"/>
+            <wp:docPr id="2019938103" name="Picture 1" descr="A screenshot of a computer&#10;&#10;AI-generated content may be incorrect."/>
+            <wp:cNvGraphicFramePr>
+              <a:graphicFrameLocks xmlns:a="http://schemas.openxmlformats.org/drawingml/2006/main" noChangeAspect="1"/>
+            </wp:cNvGraphicFramePr>
+            <a:graphic xmlns:a="http://schemas.openxmlformats.org/drawingml/2006/main">
+              <a:graphicData uri="http://schemas.openxmlformats.org/drawingml/2006/picture">
+                <pic:pic xmlns:pic="http://schemas.openxmlformats.org/drawingml/2006/picture">
+                  <pic:nvPicPr>
+                    <pic:cNvPr id="2019938103" name="Picture 1" descr="A screenshot of a computer&#10;&#10;AI-generated content may be incorrect."/>
+                    <pic:cNvPicPr/>
+                  </pic:nvPicPr>
+                  <pic:blipFill>
+                    <a:blip r:embed="rId113"/>
+                    <a:stretch>
+                      <a:fillRect/>
+                    </a:stretch>
+                  </pic:blipFill>
+                  <pic:spPr>
+                    <a:xfrm>
+                      <a:off x="0" y="0"/>
+                      <a:ext cx="5731510" cy="3279775"/>
+                    </a:xfrm>
+                    <a:prstGeom prst="rect">
+                      <a:avLst/>
+                    </a:prstGeom>
+                  </pic:spPr>
+                </pic:pic>
+              </a:graphicData>
+            </a:graphic>
+          </wp:inline>
+        </w:drawing>
+      </w:r>
+      <w:r>
+        <w:drawing>
+          <wp:inline distT="0" distB="0" distL="0" distR="0" wp14:anchorId="63513911" wp14:editId="4ACCD6E6">
+            <wp:extent cx="5553850" cy="3610479"/>
+            <wp:effectExtent l="0" t="0" r="8890" b="9525"/>
+            <wp:docPr id="1276565746" name="Picture 1" descr="A blue and white circle with red dots&#10;&#10;AI-generated content may be incorrect."/>
+            <wp:cNvGraphicFramePr>
+              <a:graphicFrameLocks xmlns:a="http://schemas.openxmlformats.org/drawingml/2006/main" noChangeAspect="1"/>
+            </wp:cNvGraphicFramePr>
+            <a:graphic xmlns:a="http://schemas.openxmlformats.org/drawingml/2006/main">
+              <a:graphicData uri="http://schemas.openxmlformats.org/drawingml/2006/picture">
+                <pic:pic xmlns:pic="http://schemas.openxmlformats.org/drawingml/2006/picture">
+                  <pic:nvPicPr>
+                    <pic:cNvPr id="1276565746" name="Picture 1" descr="A blue and white circle with red dots&#10;&#10;AI-generated content may be incorrect."/>
+                    <pic:cNvPicPr/>
+                  </pic:nvPicPr>
+                  <pic:blipFill>
+                    <a:blip r:embed="rId114"/>
+                    <a:stretch>
+                      <a:fillRect/>
+                    </a:stretch>
+                  </pic:blipFill>
+                  <pic:spPr>
+                    <a:xfrm>
+                      <a:off x="0" y="0"/>
+                      <a:ext cx="5553850" cy="3610479"/>
+                    </a:xfrm>
+                    <a:prstGeom prst="rect">
+                      <a:avLst/>
+                    </a:prstGeom>
+                  </pic:spPr>
+                </pic:pic>
+              </a:graphicData>
+            </a:graphic>
+          </wp:inline>
+        </w:drawing>
+      </w:r>
+    </w:p>
+    <w:p>
+      <w:r>
+        <w:lastRenderedPageBreak/>
+        <w:drawing>
+          <wp:inline distT="0" distB="0" distL="0" distR="0" wp14:anchorId="14AFCF83" wp14:editId="3F059416">
+            <wp:extent cx="5731510" cy="1263650"/>
+            <wp:effectExtent l="0" t="0" r="2540" b="0"/>
+            <wp:docPr id="569469048" name="Picture 1" descr="A blue and white pattern with red dots&#10;&#10;AI-generated content may be incorrect."/>
+            <wp:cNvGraphicFramePr>
+              <a:graphicFrameLocks xmlns:a="http://schemas.openxmlformats.org/drawingml/2006/main" noChangeAspect="1"/>
+            </wp:cNvGraphicFramePr>
+            <a:graphic xmlns:a="http://schemas.openxmlformats.org/drawingml/2006/main">
+              <a:graphicData uri="http://schemas.openxmlformats.org/drawingml/2006/picture">
+                <pic:pic xmlns:pic="http://schemas.openxmlformats.org/drawingml/2006/picture">
+                  <pic:nvPicPr>
+                    <pic:cNvPr id="569469048" name="Picture 1" descr="A blue and white pattern with red dots&#10;&#10;AI-generated content may be incorrect."/>
+                    <pic:cNvPicPr/>
+                  </pic:nvPicPr>
+                  <pic:blipFill>
+                    <a:blip r:embed="rId115"/>
+                    <a:stretch>
+                      <a:fillRect/>
+                    </a:stretch>
+                  </pic:blipFill>
+                  <pic:spPr>
+                    <a:xfrm>
+                      <a:off x="0" y="0"/>
+                      <a:ext cx="5731510" cy="1263650"/>
+                    </a:xfrm>
+                    <a:prstGeom prst="rect">
+                      <a:avLst/>
+                    </a:prstGeom>
+                  </pic:spPr>
+                </pic:pic>
+              </a:graphicData>
+            </a:graphic>
+          </wp:inline>
+        </w:drawing>
+      </w:r>
+      <w:r>
+        <w:drawing>
+          <wp:inline distT="0" distB="0" distL="0" distR="0" wp14:anchorId="4F057716" wp14:editId="3431B6C4">
+            <wp:extent cx="5731510" cy="1296670"/>
+            <wp:effectExtent l="0" t="0" r="2540" b="0"/>
+            <wp:docPr id="648555297" name="Picture 1" descr="A red white and blue squares&#10;&#10;AI-generated content may be incorrect."/>
+            <wp:cNvGraphicFramePr>
+              <a:graphicFrameLocks xmlns:a="http://schemas.openxmlformats.org/drawingml/2006/main" noChangeAspect="1"/>
+            </wp:cNvGraphicFramePr>
+            <a:graphic xmlns:a="http://schemas.openxmlformats.org/drawingml/2006/main">
+              <a:graphicData uri="http://schemas.openxmlformats.org/drawingml/2006/picture">
+                <pic:pic xmlns:pic="http://schemas.openxmlformats.org/drawingml/2006/picture">
+                  <pic:nvPicPr>
+                    <pic:cNvPr id="648555297" name="Picture 1" descr="A red white and blue squares&#10;&#10;AI-generated content may be incorrect."/>
+                    <pic:cNvPicPr/>
+                  </pic:nvPicPr>
+                  <pic:blipFill>
+                    <a:blip r:embed="rId116"/>
+                    <a:stretch>
+                      <a:fillRect/>
+                    </a:stretch>
+                  </pic:blipFill>
+                  <pic:spPr>
+                    <a:xfrm>
+                      <a:off x="0" y="0"/>
+                      <a:ext cx="5731510" cy="1296670"/>
+                    </a:xfrm>
+                    <a:prstGeom prst="rect">
+                      <a:avLst/>
+                    </a:prstGeom>
+                  </pic:spPr>
+                </pic:pic>
+              </a:graphicData>
+            </a:graphic>
+          </wp:inline>
+        </w:drawing>
+      </w:r>
+      <w:r>
+        <w:drawing>
+          <wp:inline distT="0" distB="0" distL="0" distR="0" wp14:anchorId="140A7E1C" wp14:editId="05FF1D8A">
+            <wp:extent cx="5731510" cy="996950"/>
+            <wp:effectExtent l="0" t="0" r="2540" b="0"/>
+            <wp:docPr id="1395727574" name="Picture 1" descr="A black and white griddle with circles&#10;&#10;AI-generated content may be incorrect."/>
+            <wp:cNvGraphicFramePr>
+              <a:graphicFrameLocks xmlns:a="http://schemas.openxmlformats.org/drawingml/2006/main" noChangeAspect="1"/>
+            </wp:cNvGraphicFramePr>
+            <a:graphic xmlns:a="http://schemas.openxmlformats.org/drawingml/2006/main">
+              <a:graphicData uri="http://schemas.openxmlformats.org/drawingml/2006/picture">
+                <pic:pic xmlns:pic="http://schemas.openxmlformats.org/drawingml/2006/picture">
+                  <pic:nvPicPr>
+                    <pic:cNvPr id="1395727574" name="Picture 1" descr="A black and white griddle with circles&#10;&#10;AI-generated content may be incorrect."/>
+                    <pic:cNvPicPr/>
+                  </pic:nvPicPr>
+                  <pic:blipFill>
+                    <a:blip r:embed="rId117"/>
+                    <a:stretch>
+                      <a:fillRect/>
+                    </a:stretch>
+                  </pic:blipFill>
+                  <pic:spPr>
+                    <a:xfrm>
+                      <a:off x="0" y="0"/>
+                      <a:ext cx="5731510" cy="996950"/>
+                    </a:xfrm>
+                    <a:prstGeom prst="rect">
+                      <a:avLst/>
+                    </a:prstGeom>
+                  </pic:spPr>
+                </pic:pic>
+              </a:graphicData>
+            </a:graphic>
+          </wp:inline>
+        </w:drawing>
+      </w:r>
+    </w:p>
+    <w:p/>
     <w:sectPr>
       <w:pgSz w:w="11906" w:h="16838"/>
       <w:pgMar w:top="1440" w:right="1440" w:bottom="1440" w:left="1440" w:header="708" w:footer="708" w:gutter="0"/>
@@ -5725,7 +6807,6 @@
   <w:style w:type="character" w:default="1" w:styleId="DefaultParagraphFont">
     <w:name w:val="Default Paragraph Font"/>
     <w:uiPriority w:val="1"/>
-    <w:semiHidden/>
     <w:unhideWhenUsed/>
   </w:style>
   <w:style w:type="table" w:default="1" w:styleId="TableNormal">
